--- a/examples/clone-linh-mit-ga-ran/export_batch/04_METADATA_SEO.docx
+++ b/examples/clone-linh-mit-ga-ran/export_batch/04_METADATA_SEO.docx
@@ -51,7 +51,7 @@
           <w:color w:val="1E293B"/>
           <w:sz w:val="20"/>
         </w:rPr>
-        <w:t>A hyper-realistic candid family comedy thumbnail photo, 9:16 vertical framing. Close-up on @_Brand_Baby_Lead, super cute 3-year-old Vietnamese toddler girl with chubby rosy dumpling cheeks, sitting at a restaurant dining table, lower lip pushed out in an iconic hilarious dramatic sulk, big dark eyes giving an epic side-eye glare at her smiling father in the background, pearl daisy hairpin in high topknot bun. On the table is a plate of crispy fried chicken. Warm golden restaurant lighting, clean negative space at the top for bold catchy text, masterpiece, 8k resolution, raw photography, zero AI plastic look, zero 3D CGI rendering --ar 9:16 --v 6.1 --style raw</w:t>
+        <w:t>A hilarious viral family thumbnail photo, 9:16 vertical, close-up on @_Brand_Baby_Lead (Bé Hân 3 tuổi) with iconic dramatic sulking pout face, cheeks puffed like steamed dumplings, giving an epic side-eye glare at her smiling parents at the restaurant table, golden fried chicken plate in foreground, bright warm lighting, crisp DSLR depth of field, 8k raw photography, zero plastic AI smoothing --ar 9:16 --v 6.1 --style raw</w:t>
       </w:r>
     </w:p>
     <w:p>
@@ -73,11 +73,11 @@
           <w:color w:val="1E293B"/>
           <w:sz w:val="22"/>
         </w:rPr>
-        <w:t>CON THỔI NGUỘI MẸ ĂN MẤT! 😭🍗</w:t>
+        <w:t>CÚ LỪA GÀ RÁN! 🍗😱</w:t>
         <w:br/>
-        <w:t>CÚ LIẾC XÉO BẤT LỰC! 😡✨</w:t>
+        <w:t>PHA LIẾC HUYỀN THOẠI! 👀🤣</w:t>
         <w:br/>
-        <w:t>BA ĐỪNG LỪA CON NỮA MÀ! 😂</w:t>
+        <w:t>DỖI LUÔN KHỎI ĂN! 😤💔</w:t>
       </w:r>
     </w:p>
     <w:p>
@@ -99,11 +99,11 @@
           <w:color w:val="1E293B"/>
           <w:sz w:val="22"/>
         </w:rPr>
-        <w:t>A: Ba đút gà rán cho mẹ và pha liếc xéo dỗi hờn huyền thoại của Bé Hân 😂🍗 #Shorts</w:t>
+        <w:t>A: Ba lừa đút gà rán cho mẹ và pha liếc xéo huyền thoại của bé Hân 🍗👀 #Shorts</w:t>
         <w:br/>
-        <w:t>B: Người ta thổi nguội nãy giờ mà mẹ cắn mất tiêu, nhìn cái mặt dỗi cưng xỉu! 🥺❤️ #TikTokBaby</w:t>
+        <w:t>B: Con thổi cho đã rồi ba đút mẹ ăn, dỗi hờn cả thế giới luôn! 😤🤣 #TikTokFamily</w:t>
         <w:br/>
-        <w:t>C: Khi ba giả vờ đút đồ ăn cho con gái rượu và cái kết bất lực... 🤣 #Reels</w:t>
+        <w:t>C: Đừng đùa với công chúa nhỏ khi cô ấy đang đói! 🍗👶 #ReelsViral</w:t>
       </w:r>
     </w:p>
     <w:p>
@@ -125,10 +125,10 @@
           <w:color w:val="1E293B"/>
           <w:sz w:val="21"/>
         </w:rPr>
-        <w:t>Con gái cưng ngồi thổi phù phù nãy giờ cho nguội đặng ăn, ai ngờ ba bẻ lái đút cái rụp vô miệng mẹ! Nhìn cái tướng đứng hình rồi liếc xéo ba tóe lửa kìa trời ơi, má bánh bao phồng căng thấy ghét ghê hôn 😂 Cả nhà thả tim dỗ dành bé Hân đi mua đĩa gà rán khác nha! 💖🍗</w:t>
+        <w:t>Tội nghiệp công chúa nhỏ của ba mẹ ghê chưa! Thổi cho nguội đã đời xong ba quay xe đút mẹ cắn một miếng to đùng! Nhìn cái mặt dỗi với pha liếc xéo mà ba mẹ cười muốn xỉu! Cả nhà có con nhỏ dỗi hờn dễ thương vậy không nè? 🍗👶🤣</w:t>
         <w:br/>
         <w:br/>
-        <w:t>#Shorts #TikTokBaby #ReelsViral #FamilyHumor #HaiHuocGiaDinh #BeHanDaily #EmBeHaiHuoc #MaBanhBao #LinhMitDaily #EmBeDoiHon #TieuPhamGiaDinh #MeVaBe #ChuyenNhaHan #HanDaily #CuLuaGaRan</w:t>
+        <w:t>#Shorts #TikTokFamily #ReelsViral #HanDaily #LinhMitDaily #BabyFunny #EmBeHaiHuoc #GiaDinhHaiHuoc #CuLuaGaRan #TrendingShorts</w:t>
       </w:r>
     </w:p>
     <w:sectPr>
